--- a/templates/DL1/current.docx
+++ b/templates/DL1/current.docx
@@ -111,7 +111,7 @@
       </w:tblGrid>
       <w:tr>
         <w:trPr>
-          <w:trHeight w:val="518"/>
+          <w:trHeight w:val="377"/>
           <w:jc w:val="center"/>
         </w:trPr>
         <w:tc>
@@ -221,7 +221,23 @@
                 <w:rFonts w:ascii="Times New Roman" w:eastAsia="Times New Roman" w:hAnsi="Times New Roman"/>
                 <w:sz w:val="16"/>
               </w:rPr>
-              <w:t>{#accounts}{account_number}</w:t>
+              <w:t>{#</w:t>
+            </w:r>
+            <w:proofErr w:type="gramStart"/>
+            <w:r>
+              <w:rPr>
+                <w:rFonts w:ascii="Times New Roman" w:eastAsia="Times New Roman" w:hAnsi="Times New Roman"/>
+                <w:sz w:val="16"/>
+              </w:rPr>
+              <w:t>accounts}{</w:t>
+            </w:r>
+            <w:proofErr w:type="gramEnd"/>
+            <w:r>
+              <w:rPr>
+                <w:rFonts w:ascii="Times New Roman" w:eastAsia="Times New Roman" w:hAnsi="Times New Roman"/>
+                <w:sz w:val="16"/>
+              </w:rPr>
+              <w:t>account_number}</w:t>
             </w:r>
           </w:p>
         </w:tc>
@@ -331,12 +347,8 @@
         <w:pageBreakBefore/>
         <w:spacing w:after="120"/>
         <w:sectPr>
-          <w:headerReference w:type="even" r:id="rId8"/>
-          <w:headerReference w:type="default" r:id="rId9"/>
-          <w:footerReference w:type="even" r:id="rId10"/>
-          <w:footerReference w:type="default" r:id="rId11"/>
-          <w:headerReference w:type="first" r:id="rId12"/>
-          <w:footerReference w:type="first" r:id="rId13"/>
+          <w:headerReference w:type="default" r:id="rId8"/>
+          <w:footerReference w:type="default" r:id="rId9"/>
           <w:pgSz w:w="12240" w:h="15840"/>
           <w:pgMar w:top="1440" w:right="1440" w:bottom="1440" w:left="1440" w:header="720" w:footer="720" w:gutter="0"/>
           <w:cols w:space="720"/>
@@ -448,16 +460,6 @@
 
 <file path=word/footer1.xml><?xml version="1.0" encoding="utf-8"?>
 <w:ftr xmlns:wpc="http://schemas.microsoft.com/office/word/2010/wordprocessingCanvas" xmlns:cx="http://schemas.microsoft.com/office/drawing/2014/chartex" xmlns:cx1="http://schemas.microsoft.com/office/drawing/2015/9/8/chartex" xmlns:cx2="http://schemas.microsoft.com/office/drawing/2015/10/21/chartex" xmlns:cx3="http://schemas.microsoft.com/office/drawing/2016/5/9/chartex" xmlns:cx4="http://schemas.microsoft.com/office/drawing/2016/5/10/chartex" xmlns:cx5="http://schemas.microsoft.com/office/drawing/2016/5/11/chartex" xmlns:cx6="http://schemas.microsoft.com/office/drawing/2016/5/12/chartex" xmlns:cx7="http://schemas.microsoft.com/office/drawing/2016/5/13/chartex" xmlns:cx8="http://schemas.microsoft.com/office/drawing/2016/5/14/chartex" xmlns:mc="http://schemas.openxmlformats.org/markup-compatibility/2006" xmlns:aink="http://schemas.microsoft.com/office/drawing/2016/ink" xmlns:am3d="http://schemas.microsoft.com/office/drawing/2017/model3d" xmlns:o="urn:schemas-microsoft-com:office:office" xmlns:oel="http://schemas.microsoft.com/office/2019/extlst" xmlns:r="http://schemas.openxmlformats.org/officeDocument/2006/relationships" xmlns:m="http://schemas.openxmlformats.org/officeDocument/2006/math" xmlns:v="urn:schemas-microsoft-com:vml" xmlns:wp14="http://schemas.microsoft.com/office/word/2010/wordprocessingDrawing" xmlns:wp="http://schemas.openxmlformats.org/drawingml/2006/wordprocessingDrawing" xmlns:w10="urn:schemas-microsoft-com:office:word" xmlns:w="http://schemas.openxmlformats.org/wordprocessingml/2006/main" xmlns:w14="http://schemas.microsoft.com/office/word/2010/wordml" xmlns:w15="http://schemas.microsoft.com/office/word/2012/wordml" xmlns:w16cex="http://schemas.microsoft.com/office/word/2018/wordml/cex" xmlns:w16cid="http://schemas.microsoft.com/office/word/2016/wordml/cid" xmlns:w16="http://schemas.microsoft.com/office/word/2018/wordml" xmlns:w16du="http://schemas.microsoft.com/office/word/2023/wordml/word16du" xmlns:w16sdtdh="http://schemas.microsoft.com/office/word/2020/wordml/sdtdatahash" xmlns:w16sdtfl="http://schemas.microsoft.com/office/word/2024/wordml/sdtformatlock" xmlns:w16se="http://schemas.microsoft.com/office/word/2015/wordml/symex" xmlns:wpg="http://schemas.microsoft.com/office/word/2010/wordprocessingGroup" xmlns:wpi="http://schemas.microsoft.com/office/word/2010/wordprocessingInk" xmlns:wne="http://schemas.microsoft.com/office/word/2006/wordml" xmlns:wps="http://schemas.microsoft.com/office/word/2010/wordprocessingShape" mc:Ignorable="w14 w15 w16se w16cid w16 w16cex w16sdtdh w16sdtfl w16du wp14">
-  <w:p>
-    <w:pPr>
-      <w:pStyle w:val="Footer"/>
-    </w:pPr>
-  </w:p>
-</w:ftr>
-</file>
-
-<file path=word/footer2.xml><?xml version="1.0" encoding="utf-8"?>
-<w:ftr xmlns:wpc="http://schemas.microsoft.com/office/word/2010/wordprocessingCanvas" xmlns:cx="http://schemas.microsoft.com/office/drawing/2014/chartex" xmlns:cx1="http://schemas.microsoft.com/office/drawing/2015/9/8/chartex" xmlns:cx2="http://schemas.microsoft.com/office/drawing/2015/10/21/chartex" xmlns:cx3="http://schemas.microsoft.com/office/drawing/2016/5/9/chartex" xmlns:cx4="http://schemas.microsoft.com/office/drawing/2016/5/10/chartex" xmlns:cx5="http://schemas.microsoft.com/office/drawing/2016/5/11/chartex" xmlns:cx6="http://schemas.microsoft.com/office/drawing/2016/5/12/chartex" xmlns:cx7="http://schemas.microsoft.com/office/drawing/2016/5/13/chartex" xmlns:cx8="http://schemas.microsoft.com/office/drawing/2016/5/14/chartex" xmlns:mc="http://schemas.openxmlformats.org/markup-compatibility/2006" xmlns:aink="http://schemas.microsoft.com/office/drawing/2016/ink" xmlns:am3d="http://schemas.microsoft.com/office/drawing/2017/model3d" xmlns:o="urn:schemas-microsoft-com:office:office" xmlns:oel="http://schemas.microsoft.com/office/2019/extlst" xmlns:r="http://schemas.openxmlformats.org/officeDocument/2006/relationships" xmlns:m="http://schemas.openxmlformats.org/officeDocument/2006/math" xmlns:v="urn:schemas-microsoft-com:vml" xmlns:wp14="http://schemas.microsoft.com/office/word/2010/wordprocessingDrawing" xmlns:wp="http://schemas.openxmlformats.org/drawingml/2006/wordprocessingDrawing" xmlns:w10="urn:schemas-microsoft-com:office:word" xmlns:w="http://schemas.openxmlformats.org/wordprocessingml/2006/main" xmlns:w14="http://schemas.microsoft.com/office/word/2010/wordml" xmlns:w15="http://schemas.microsoft.com/office/word/2012/wordml" xmlns:w16cex="http://schemas.microsoft.com/office/word/2018/wordml/cex" xmlns:w16cid="http://schemas.microsoft.com/office/word/2016/wordml/cid" xmlns:w16="http://schemas.microsoft.com/office/word/2018/wordml" xmlns:w16du="http://schemas.microsoft.com/office/word/2023/wordml/word16du" xmlns:w16sdtdh="http://schemas.microsoft.com/office/word/2020/wordml/sdtdatahash" xmlns:w16sdtfl="http://schemas.microsoft.com/office/word/2024/wordml/sdtformatlock" xmlns:w16se="http://schemas.microsoft.com/office/word/2015/wordml/symex" xmlns:wpg="http://schemas.microsoft.com/office/word/2010/wordprocessingGroup" xmlns:wpi="http://schemas.microsoft.com/office/word/2010/wordprocessingInk" xmlns:wne="http://schemas.microsoft.com/office/word/2006/wordml" xmlns:wps="http://schemas.microsoft.com/office/word/2010/wordprocessingShape" mc:Ignorable="w14 w15 w16se w16cid w16 w16cex w16sdtdh w16sdtfl w16du wp14">
   <w:tbl>
     <w:tblPr>
       <w:tblW w:w="0" w:type="auto"/>
@@ -516,16 +518,6 @@
 </w:ftr>
 </file>
 
-<file path=word/footer3.xml><?xml version="1.0" encoding="utf-8"?>
-<w:ftr xmlns:wpc="http://schemas.microsoft.com/office/word/2010/wordprocessingCanvas" xmlns:cx="http://schemas.microsoft.com/office/drawing/2014/chartex" xmlns:cx1="http://schemas.microsoft.com/office/drawing/2015/9/8/chartex" xmlns:cx2="http://schemas.microsoft.com/office/drawing/2015/10/21/chartex" xmlns:cx3="http://schemas.microsoft.com/office/drawing/2016/5/9/chartex" xmlns:cx4="http://schemas.microsoft.com/office/drawing/2016/5/10/chartex" xmlns:cx5="http://schemas.microsoft.com/office/drawing/2016/5/11/chartex" xmlns:cx6="http://schemas.microsoft.com/office/drawing/2016/5/12/chartex" xmlns:cx7="http://schemas.microsoft.com/office/drawing/2016/5/13/chartex" xmlns:cx8="http://schemas.microsoft.com/office/drawing/2016/5/14/chartex" xmlns:mc="http://schemas.openxmlformats.org/markup-compatibility/2006" xmlns:aink="http://schemas.microsoft.com/office/drawing/2016/ink" xmlns:am3d="http://schemas.microsoft.com/office/drawing/2017/model3d" xmlns:o="urn:schemas-microsoft-com:office:office" xmlns:oel="http://schemas.microsoft.com/office/2019/extlst" xmlns:r="http://schemas.openxmlformats.org/officeDocument/2006/relationships" xmlns:m="http://schemas.openxmlformats.org/officeDocument/2006/math" xmlns:v="urn:schemas-microsoft-com:vml" xmlns:wp14="http://schemas.microsoft.com/office/word/2010/wordprocessingDrawing" xmlns:wp="http://schemas.openxmlformats.org/drawingml/2006/wordprocessingDrawing" xmlns:w10="urn:schemas-microsoft-com:office:word" xmlns:w="http://schemas.openxmlformats.org/wordprocessingml/2006/main" xmlns:w14="http://schemas.microsoft.com/office/word/2010/wordml" xmlns:w15="http://schemas.microsoft.com/office/word/2012/wordml" xmlns:w16cex="http://schemas.microsoft.com/office/word/2018/wordml/cex" xmlns:w16cid="http://schemas.microsoft.com/office/word/2016/wordml/cid" xmlns:w16="http://schemas.microsoft.com/office/word/2018/wordml" xmlns:w16du="http://schemas.microsoft.com/office/word/2023/wordml/word16du" xmlns:w16sdtdh="http://schemas.microsoft.com/office/word/2020/wordml/sdtdatahash" xmlns:w16sdtfl="http://schemas.microsoft.com/office/word/2024/wordml/sdtformatlock" xmlns:w16se="http://schemas.microsoft.com/office/word/2015/wordml/symex" xmlns:wpg="http://schemas.microsoft.com/office/word/2010/wordprocessingGroup" xmlns:wpi="http://schemas.microsoft.com/office/word/2010/wordprocessingInk" xmlns:wne="http://schemas.microsoft.com/office/word/2006/wordml" xmlns:wps="http://schemas.microsoft.com/office/word/2010/wordprocessingShape" mc:Ignorable="w14 w15 w16se w16cid w16 w16cex w16sdtdh w16sdtfl w16du wp14">
-  <w:p>
-    <w:pPr>
-      <w:pStyle w:val="Footer"/>
-    </w:pPr>
-  </w:p>
-</w:ftr>
-</file>
-
 <file path=word/footnotes.xml><?xml version="1.0" encoding="utf-8"?>
 <w:footnotes xmlns:wpc="http://schemas.microsoft.com/office/word/2010/wordprocessingCanvas" xmlns:cx="http://schemas.microsoft.com/office/drawing/2014/chartex" xmlns:cx1="http://schemas.microsoft.com/office/drawing/2015/9/8/chartex" xmlns:cx2="http://schemas.microsoft.com/office/drawing/2015/10/21/chartex" xmlns:cx3="http://schemas.microsoft.com/office/drawing/2016/5/9/chartex" xmlns:cx4="http://schemas.microsoft.com/office/drawing/2016/5/10/chartex" xmlns:cx5="http://schemas.microsoft.com/office/drawing/2016/5/11/chartex" xmlns:cx6="http://schemas.microsoft.com/office/drawing/2016/5/12/chartex" xmlns:cx7="http://schemas.microsoft.com/office/drawing/2016/5/13/chartex" xmlns:cx8="http://schemas.microsoft.com/office/drawing/2016/5/14/chartex" xmlns:mc="http://schemas.openxmlformats.org/markup-compatibility/2006" xmlns:aink="http://schemas.microsoft.com/office/drawing/2016/ink" xmlns:am3d="http://schemas.microsoft.com/office/drawing/2017/model3d" xmlns:o="urn:schemas-microsoft-com:office:office" xmlns:oel="http://schemas.microsoft.com/office/2019/extlst" xmlns:r="http://schemas.openxmlformats.org/officeDocument/2006/relationships" xmlns:m="http://schemas.openxmlformats.org/officeDocument/2006/math" xmlns:v="urn:schemas-microsoft-com:vml" xmlns:wp14="http://schemas.microsoft.com/office/word/2010/wordprocessingDrawing" xmlns:wp="http://schemas.openxmlformats.org/drawingml/2006/wordprocessingDrawing" xmlns:w10="urn:schemas-microsoft-com:office:word" xmlns:w="http://schemas.openxmlformats.org/wordprocessingml/2006/main" xmlns:w14="http://schemas.microsoft.com/office/word/2010/wordml" xmlns:w15="http://schemas.microsoft.com/office/word/2012/wordml" xmlns:w16cex="http://schemas.microsoft.com/office/word/2018/wordml/cex" xmlns:w16cid="http://schemas.microsoft.com/office/word/2016/wordml/cid" xmlns:w16="http://schemas.microsoft.com/office/word/2018/wordml" xmlns:w16du="http://schemas.microsoft.com/office/word/2023/wordml/word16du" xmlns:w16sdtdh="http://schemas.microsoft.com/office/word/2020/wordml/sdtdatahash" xmlns:w16sdtfl="http://schemas.microsoft.com/office/word/2024/wordml/sdtformatlock" xmlns:w16se="http://schemas.microsoft.com/office/word/2015/wordml/symex" xmlns:wpg="http://schemas.microsoft.com/office/word/2010/wordprocessingGroup" xmlns:wpi="http://schemas.microsoft.com/office/word/2010/wordprocessingInk" xmlns:wne="http://schemas.microsoft.com/office/word/2006/wordml" xmlns:wps="http://schemas.microsoft.com/office/word/2010/wordprocessingShape" mc:Ignorable="w14 w15 w16se w16cid w16 w16cex w16sdtdh w16sdtfl w16du wp14">
   <w:footnote w:type="separator" w:id="-1">
@@ -552,16 +544,6 @@
 </file>
 
 <file path=word/header1.xml><?xml version="1.0" encoding="utf-8"?>
-<w:hdr xmlns:wpc="http://schemas.microsoft.com/office/word/2010/wordprocessingCanvas" xmlns:cx="http://schemas.microsoft.com/office/drawing/2014/chartex" xmlns:cx1="http://schemas.microsoft.com/office/drawing/2015/9/8/chartex" xmlns:cx2="http://schemas.microsoft.com/office/drawing/2015/10/21/chartex" xmlns:cx3="http://schemas.microsoft.com/office/drawing/2016/5/9/chartex" xmlns:cx4="http://schemas.microsoft.com/office/drawing/2016/5/10/chartex" xmlns:cx5="http://schemas.microsoft.com/office/drawing/2016/5/11/chartex" xmlns:cx6="http://schemas.microsoft.com/office/drawing/2016/5/12/chartex" xmlns:cx7="http://schemas.microsoft.com/office/drawing/2016/5/13/chartex" xmlns:cx8="http://schemas.microsoft.com/office/drawing/2016/5/14/chartex" xmlns:mc="http://schemas.openxmlformats.org/markup-compatibility/2006" xmlns:aink="http://schemas.microsoft.com/office/drawing/2016/ink" xmlns:am3d="http://schemas.microsoft.com/office/drawing/2017/model3d" xmlns:o="urn:schemas-microsoft-com:office:office" xmlns:oel="http://schemas.microsoft.com/office/2019/extlst" xmlns:r="http://schemas.openxmlformats.org/officeDocument/2006/relationships" xmlns:m="http://schemas.openxmlformats.org/officeDocument/2006/math" xmlns:v="urn:schemas-microsoft-com:vml" xmlns:wp14="http://schemas.microsoft.com/office/word/2010/wordprocessingDrawing" xmlns:wp="http://schemas.openxmlformats.org/drawingml/2006/wordprocessingDrawing" xmlns:w10="urn:schemas-microsoft-com:office:word" xmlns:w="http://schemas.openxmlformats.org/wordprocessingml/2006/main" xmlns:w14="http://schemas.microsoft.com/office/word/2010/wordml" xmlns:w15="http://schemas.microsoft.com/office/word/2012/wordml" xmlns:w16cex="http://schemas.microsoft.com/office/word/2018/wordml/cex" xmlns:w16cid="http://schemas.microsoft.com/office/word/2016/wordml/cid" xmlns:w16="http://schemas.microsoft.com/office/word/2018/wordml" xmlns:w16du="http://schemas.microsoft.com/office/word/2023/wordml/word16du" xmlns:w16sdtdh="http://schemas.microsoft.com/office/word/2020/wordml/sdtdatahash" xmlns:w16sdtfl="http://schemas.microsoft.com/office/word/2024/wordml/sdtformatlock" xmlns:w16se="http://schemas.microsoft.com/office/word/2015/wordml/symex" xmlns:wpg="http://schemas.microsoft.com/office/word/2010/wordprocessingGroup" xmlns:wpi="http://schemas.microsoft.com/office/word/2010/wordprocessingInk" xmlns:wne="http://schemas.microsoft.com/office/word/2006/wordml" xmlns:wps="http://schemas.microsoft.com/office/word/2010/wordprocessingShape" mc:Ignorable="w14 w15 w16se w16cid w16 w16cex w16sdtdh w16sdtfl w16du wp14">
-  <w:p>
-    <w:pPr>
-      <w:pStyle w:val="Header"/>
-    </w:pPr>
-  </w:p>
-</w:hdr>
-</file>
-
-<file path=word/header2.xml><?xml version="1.0" encoding="utf-8"?>
 <w:hdr xmlns:wpc="http://schemas.microsoft.com/office/word/2010/wordprocessingCanvas" xmlns:cx="http://schemas.microsoft.com/office/drawing/2014/chartex" xmlns:cx1="http://schemas.microsoft.com/office/drawing/2015/9/8/chartex" xmlns:cx2="http://schemas.microsoft.com/office/drawing/2015/10/21/chartex" xmlns:cx3="http://schemas.microsoft.com/office/drawing/2016/5/9/chartex" xmlns:cx4="http://schemas.microsoft.com/office/drawing/2016/5/10/chartex" xmlns:cx5="http://schemas.microsoft.com/office/drawing/2016/5/11/chartex" xmlns:cx6="http://schemas.microsoft.com/office/drawing/2016/5/12/chartex" xmlns:cx7="http://schemas.microsoft.com/office/drawing/2016/5/13/chartex" xmlns:cx8="http://schemas.microsoft.com/office/drawing/2016/5/14/chartex" xmlns:mc="http://schemas.openxmlformats.org/markup-compatibility/2006" xmlns:aink="http://schemas.microsoft.com/office/drawing/2016/ink" xmlns:am3d="http://schemas.microsoft.com/office/drawing/2017/model3d" xmlns:o="urn:schemas-microsoft-com:office:office" xmlns:oel="http://schemas.microsoft.com/office/2019/extlst" xmlns:r="http://schemas.openxmlformats.org/officeDocument/2006/relationships" xmlns:m="http://schemas.openxmlformats.org/officeDocument/2006/math" xmlns:v="urn:schemas-microsoft-com:vml" xmlns:wp14="http://schemas.microsoft.com/office/word/2010/wordprocessingDrawing" xmlns:wp="http://schemas.openxmlformats.org/drawingml/2006/wordprocessingDrawing" xmlns:w10="urn:schemas-microsoft-com:office:word" xmlns:w="http://schemas.openxmlformats.org/wordprocessingml/2006/main" xmlns:w14="http://schemas.microsoft.com/office/word/2010/wordml" xmlns:w15="http://schemas.microsoft.com/office/word/2012/wordml" xmlns:w16cex="http://schemas.microsoft.com/office/word/2018/wordml/cex" xmlns:w16cid="http://schemas.microsoft.com/office/word/2016/wordml/cid" xmlns:w16="http://schemas.microsoft.com/office/word/2018/wordml" xmlns:w16du="http://schemas.microsoft.com/office/word/2023/wordml/word16du" xmlns:w16sdtdh="http://schemas.microsoft.com/office/word/2020/wordml/sdtdatahash" xmlns:w16sdtfl="http://schemas.microsoft.com/office/word/2024/wordml/sdtformatlock" xmlns:w16se="http://schemas.microsoft.com/office/word/2015/wordml/symex" xmlns:wpg="http://schemas.microsoft.com/office/word/2010/wordprocessingGroup" xmlns:wpi="http://schemas.microsoft.com/office/word/2010/wordprocessingInk" xmlns:wne="http://schemas.microsoft.com/office/word/2006/wordml" xmlns:wps="http://schemas.microsoft.com/office/word/2010/wordprocessingShape" mc:Ignorable="w14 w15 w16se w16cid w16 w16cex w16sdtdh w16sdtfl w16du wp14">
   <w:p>
     <w:pPr>
@@ -1019,7 +1001,7 @@
         <w:sz w:val="18"/>
         <w:szCs w:val="18"/>
       </w:rPr>
-      <w:t xml:space="preserve">                                             </w:t>
+      <w:t xml:space="preserve">                                            </w:t>
     </w:r>
     <w:r>
       <w:rPr>
@@ -1052,7 +1034,7 @@
   <w:p>
     <w:pPr>
       <w:pStyle w:val="Header"/>
-      <w:jc w:val="center"/>
+      <w:jc w:val="right"/>
       <w:rPr>
         <w:rFonts w:ascii="Aptos" w:hAnsi="Aptos"/>
         <w:noProof/>
@@ -1067,7 +1049,7 @@
         <w:sz w:val="18"/>
         <w:szCs w:val="18"/>
       </w:rPr>
-      <w:t xml:space="preserve">                                                                                                                                                          </w:t>
+      <w:t>Email:info@kingdom</w:t>
     </w:r>
     <w:r>
       <w:rPr>
@@ -1076,17 +1058,20 @@
         <w:sz w:val="18"/>
         <w:szCs w:val="18"/>
       </w:rPr>
-      <w:t xml:space="preserve"> </w:t>
+      <w:t>bankltd.co.ke</w:t>
     </w:r>
-    <w:r>
+  </w:p>
+  <w:p>
+    <w:pPr>
+      <w:pStyle w:val="Header"/>
+      <w:jc w:val="right"/>
       <w:rPr>
         <w:rFonts w:ascii="Aptos" w:hAnsi="Aptos"/>
         <w:noProof/>
         <w:sz w:val="18"/>
         <w:szCs w:val="18"/>
       </w:rPr>
-      <w:t xml:space="preserve">         </w:t>
-    </w:r>
+    </w:pPr>
     <w:r>
       <w:rPr>
         <w:rFonts w:ascii="Aptos" w:hAnsi="Aptos"/>
@@ -1094,112 +1079,24 @@
         <w:sz w:val="18"/>
         <w:szCs w:val="18"/>
       </w:rPr>
-      <w:t xml:space="preserve">Email: </w:t>
+      <w:t>Website:www.kingdombank.co.ke</w:t>
     </w:r>
-    <w:hyperlink r:id="rId2" w:history="1">
-      <w:r>
-        <w:rPr>
-          <w:rStyle w:val="Hyperlink"/>
-          <w:rFonts w:ascii="Aptos" w:hAnsi="Aptos"/>
-          <w:noProof/>
-          <w:sz w:val="18"/>
-          <w:szCs w:val="18"/>
-        </w:rPr>
-        <w:t>info@kingdombankltd.co.ke</w:t>
-      </w:r>
-    </w:hyperlink>
   </w:p>
   <w:p>
     <w:pPr>
       <w:pStyle w:val="Header"/>
       <w:jc w:val="center"/>
       <w:rPr>
-        <w:rFonts w:ascii="Aptos" w:hAnsi="Aptos"/>
         <w:noProof/>
         <w:sz w:val="18"/>
         <w:szCs w:val="18"/>
       </w:rPr>
     </w:pPr>
-    <w:r>
-      <w:rPr>
-        <w:rFonts w:ascii="Aptos" w:hAnsi="Aptos"/>
-        <w:noProof/>
-        <w:sz w:val="18"/>
-        <w:szCs w:val="18"/>
-      </w:rPr>
-      <w:t xml:space="preserve">                                                                                                                                                                        </w:t>
-    </w:r>
-    <w:r>
-      <w:rPr>
-        <w:rFonts w:ascii="Aptos" w:hAnsi="Aptos"/>
-        <w:noProof/>
-        <w:sz w:val="18"/>
-        <w:szCs w:val="18"/>
-      </w:rPr>
-      <w:t xml:space="preserve">             </w:t>
-    </w:r>
-    <w:r>
-      <w:rPr>
-        <w:rFonts w:ascii="Aptos" w:hAnsi="Aptos"/>
-        <w:noProof/>
-        <w:sz w:val="18"/>
-        <w:szCs w:val="18"/>
-      </w:rPr>
-      <w:t>Website</w:t>
-    </w:r>
-    <w:r>
-      <w:rPr>
-        <w:rFonts w:ascii="Aptos" w:hAnsi="Aptos"/>
-        <w:noProof/>
-        <w:sz w:val="18"/>
-        <w:szCs w:val="18"/>
-      </w:rPr>
-      <w:t>: www.Kingdombank</w:t>
-    </w:r>
-    <w:r>
-      <w:rPr>
-        <w:rFonts w:ascii="Aptos" w:hAnsi="Aptos"/>
-        <w:noProof/>
-        <w:sz w:val="18"/>
-        <w:szCs w:val="18"/>
-      </w:rPr>
-      <w:t>.co.</w:t>
-    </w:r>
-    <w:r>
-      <w:rPr>
-        <w:rFonts w:ascii="Aptos" w:hAnsi="Aptos"/>
-        <w:noProof/>
-        <w:sz w:val="18"/>
-        <w:szCs w:val="18"/>
-      </w:rPr>
-      <w:t>ke</w:t>
-    </w:r>
   </w:p>
   <w:p>
     <w:pPr>
       <w:pStyle w:val="Header"/>
-      <w:jc w:val="center"/>
-      <w:rPr>
-        <w:noProof/>
-        <w:sz w:val="18"/>
-        <w:szCs w:val="18"/>
-      </w:rPr>
-    </w:pPr>
-  </w:p>
-  <w:p>
-    <w:pPr>
-      <w:pStyle w:val="Header"/>
       <w:jc w:val="right"/>
-    </w:pPr>
-  </w:p>
-</w:hdr>
-</file>
-
-<file path=word/header3.xml><?xml version="1.0" encoding="utf-8"?>
-<w:hdr xmlns:wpc="http://schemas.microsoft.com/office/word/2010/wordprocessingCanvas" xmlns:cx="http://schemas.microsoft.com/office/drawing/2014/chartex" xmlns:cx1="http://schemas.microsoft.com/office/drawing/2015/9/8/chartex" xmlns:cx2="http://schemas.microsoft.com/office/drawing/2015/10/21/chartex" xmlns:cx3="http://schemas.microsoft.com/office/drawing/2016/5/9/chartex" xmlns:cx4="http://schemas.microsoft.com/office/drawing/2016/5/10/chartex" xmlns:cx5="http://schemas.microsoft.com/office/drawing/2016/5/11/chartex" xmlns:cx6="http://schemas.microsoft.com/office/drawing/2016/5/12/chartex" xmlns:cx7="http://schemas.microsoft.com/office/drawing/2016/5/13/chartex" xmlns:cx8="http://schemas.microsoft.com/office/drawing/2016/5/14/chartex" xmlns:mc="http://schemas.openxmlformats.org/markup-compatibility/2006" xmlns:aink="http://schemas.microsoft.com/office/drawing/2016/ink" xmlns:am3d="http://schemas.microsoft.com/office/drawing/2017/model3d" xmlns:o="urn:schemas-microsoft-com:office:office" xmlns:oel="http://schemas.microsoft.com/office/2019/extlst" xmlns:r="http://schemas.openxmlformats.org/officeDocument/2006/relationships" xmlns:m="http://schemas.openxmlformats.org/officeDocument/2006/math" xmlns:v="urn:schemas-microsoft-com:vml" xmlns:wp14="http://schemas.microsoft.com/office/word/2010/wordprocessingDrawing" xmlns:wp="http://schemas.openxmlformats.org/drawingml/2006/wordprocessingDrawing" xmlns:w10="urn:schemas-microsoft-com:office:word" xmlns:w="http://schemas.openxmlformats.org/wordprocessingml/2006/main" xmlns:w14="http://schemas.microsoft.com/office/word/2010/wordml" xmlns:w15="http://schemas.microsoft.com/office/word/2012/wordml" xmlns:w16cex="http://schemas.microsoft.com/office/word/2018/wordml/cex" xmlns:w16cid="http://schemas.microsoft.com/office/word/2016/wordml/cid" xmlns:w16="http://schemas.microsoft.com/office/word/2018/wordml" xmlns:w16du="http://schemas.microsoft.com/office/word/2023/wordml/word16du" xmlns:w16sdtdh="http://schemas.microsoft.com/office/word/2020/wordml/sdtdatahash" xmlns:w16sdtfl="http://schemas.microsoft.com/office/word/2024/wordml/sdtformatlock" xmlns:w16se="http://schemas.microsoft.com/office/word/2015/wordml/symex" xmlns:wpg="http://schemas.microsoft.com/office/word/2010/wordprocessingGroup" xmlns:wpi="http://schemas.microsoft.com/office/word/2010/wordprocessingInk" xmlns:wne="http://schemas.microsoft.com/office/word/2006/wordml" xmlns:wps="http://schemas.microsoft.com/office/word/2010/wordprocessingShape" mc:Ignorable="w14 w15 w16se w16cid w16 w16cex w16sdtdh w16sdtfl w16du wp14">
-  <w:p>
-    <w:pPr>
-      <w:pStyle w:val="Header"/>
     </w:pPr>
   </w:p>
 </w:hdr>

--- a/templates/DL1/current.docx
+++ b/templates/DL1/current.docx
@@ -73,7 +73,7 @@
           <w:b/>
           <w:u w:val="single"/>
         </w:rPr>
-        <w:t>RE: YOUR OUTSTANDING FACILITY WITH THE BANK AS AT {date}</w:t>
+        <w:t>RE: YOUR OUTSTANDING FACILITY WITH THE BANK AS OF {as_of_date}</w:t>
       </w:r>
     </w:p>
     <w:p>
@@ -111,7 +111,7 @@
       </w:tblGrid>
       <w:tr>
         <w:trPr>
-          <w:trHeight w:val="377"/>
+          <w:trHeight w:val="242"/>
           <w:jc w:val="center"/>
         </w:trPr>
         <w:tc>
@@ -207,7 +207,7 @@
       </w:tr>
       <w:tr>
         <w:trPr>
-          <w:trHeight w:val="518"/>
+          <w:trHeight w:val="305"/>
           <w:jc w:val="center"/>
         </w:trPr>
         <w:tc>
@@ -460,56 +460,42 @@
 
 <file path=word/footer1.xml><?xml version="1.0" encoding="utf-8"?>
 <w:ftr xmlns:wpc="http://schemas.microsoft.com/office/word/2010/wordprocessingCanvas" xmlns:cx="http://schemas.microsoft.com/office/drawing/2014/chartex" xmlns:cx1="http://schemas.microsoft.com/office/drawing/2015/9/8/chartex" xmlns:cx2="http://schemas.microsoft.com/office/drawing/2015/10/21/chartex" xmlns:cx3="http://schemas.microsoft.com/office/drawing/2016/5/9/chartex" xmlns:cx4="http://schemas.microsoft.com/office/drawing/2016/5/10/chartex" xmlns:cx5="http://schemas.microsoft.com/office/drawing/2016/5/11/chartex" xmlns:cx6="http://schemas.microsoft.com/office/drawing/2016/5/12/chartex" xmlns:cx7="http://schemas.microsoft.com/office/drawing/2016/5/13/chartex" xmlns:cx8="http://schemas.microsoft.com/office/drawing/2016/5/14/chartex" xmlns:mc="http://schemas.openxmlformats.org/markup-compatibility/2006" xmlns:aink="http://schemas.microsoft.com/office/drawing/2016/ink" xmlns:am3d="http://schemas.microsoft.com/office/drawing/2017/model3d" xmlns:o="urn:schemas-microsoft-com:office:office" xmlns:oel="http://schemas.microsoft.com/office/2019/extlst" xmlns:r="http://schemas.openxmlformats.org/officeDocument/2006/relationships" xmlns:m="http://schemas.openxmlformats.org/officeDocument/2006/math" xmlns:v="urn:schemas-microsoft-com:vml" xmlns:wp14="http://schemas.microsoft.com/office/word/2010/wordprocessingDrawing" xmlns:wp="http://schemas.openxmlformats.org/drawingml/2006/wordprocessingDrawing" xmlns:w10="urn:schemas-microsoft-com:office:word" xmlns:w="http://schemas.openxmlformats.org/wordprocessingml/2006/main" xmlns:w14="http://schemas.microsoft.com/office/word/2010/wordml" xmlns:w15="http://schemas.microsoft.com/office/word/2012/wordml" xmlns:w16cex="http://schemas.microsoft.com/office/word/2018/wordml/cex" xmlns:w16cid="http://schemas.microsoft.com/office/word/2016/wordml/cid" xmlns:w16="http://schemas.microsoft.com/office/word/2018/wordml" xmlns:w16du="http://schemas.microsoft.com/office/word/2023/wordml/word16du" xmlns:w16sdtdh="http://schemas.microsoft.com/office/word/2020/wordml/sdtdatahash" xmlns:w16sdtfl="http://schemas.microsoft.com/office/word/2024/wordml/sdtformatlock" xmlns:w16se="http://schemas.microsoft.com/office/word/2015/wordml/symex" xmlns:wpg="http://schemas.microsoft.com/office/word/2010/wordprocessingGroup" xmlns:wpi="http://schemas.microsoft.com/office/word/2010/wordprocessingInk" xmlns:wne="http://schemas.microsoft.com/office/word/2006/wordml" xmlns:wps="http://schemas.microsoft.com/office/word/2010/wordprocessingShape" mc:Ignorable="w14 w15 w16se w16cid w16 w16cex w16sdtdh w16sdtfl w16du wp14">
-  <w:tbl>
-    <w:tblPr>
-      <w:tblW w:w="0" w:type="auto"/>
-      <w:tblLook w:val="06A0" w:firstRow="1" w:lastRow="0" w:firstColumn="1" w:lastColumn="0" w:noHBand="1" w:noVBand="1"/>
-    </w:tblPr>
-    <w:tblGrid>
-      <w:gridCol w:w="2880"/>
-      <w:gridCol w:w="2880"/>
-      <w:gridCol w:w="2880"/>
-    </w:tblGrid>
-    <w:tr>
-      <w:trPr>
-        <w:trHeight w:val="300"/>
-      </w:trPr>
-      <w:tc>
-        <w:tcPr>
-          <w:tcW w:w="2880" w:type="dxa"/>
-        </w:tcPr>
-        <w:p>
-          <w:pPr>
-            <w:pStyle w:val="Header"/>
-            <w:ind w:left="-115"/>
-          </w:pPr>
-        </w:p>
-      </w:tc>
-      <w:tc>
-        <w:tcPr>
-          <w:tcW w:w="2880" w:type="dxa"/>
-        </w:tcPr>
-        <w:p>
-          <w:pPr>
-            <w:pStyle w:val="Header"/>
-            <w:jc w:val="center"/>
-          </w:pPr>
-        </w:p>
-      </w:tc>
-      <w:tc>
-        <w:tcPr>
-          <w:tcW w:w="2880" w:type="dxa"/>
-        </w:tcPr>
-        <w:p>
-          <w:pPr>
-            <w:pStyle w:val="Header"/>
-            <w:ind w:right="-115"/>
-            <w:jc w:val="right"/>
-          </w:pPr>
-        </w:p>
-      </w:tc>
-    </w:tr>
-  </w:tbl>
+  <w:p>
+    <w:pPr>
+      <w:pStyle w:val="Footer"/>
+      <w:jc w:val="center"/>
+      <w:rPr>
+        <w:sz w:val="16"/>
+        <w:szCs w:val="16"/>
+      </w:rPr>
+    </w:pPr>
+    <w:r>
+      <w:rPr>
+        <w:rFonts w:ascii="Arial" w:hAnsi="Arial"/>
+        <w:sz w:val="16"/>
+        <w:szCs w:val="16"/>
+      </w:rPr>
+      <w:t xml:space="preserve">Directors: Mrs. Margaret Karangatha (Chairlady), </w:t>
+    </w:r>
+    <w:proofErr w:type="spellStart"/>
+    <w:r>
+      <w:rPr>
+        <w:rFonts w:ascii="Arial" w:hAnsi="Arial"/>
+        <w:sz w:val="16"/>
+        <w:szCs w:val="16"/>
+      </w:rPr>
+      <w:t>Macloud</w:t>
+    </w:r>
+    <w:proofErr w:type="spellEnd"/>
+    <w:r>
+      <w:rPr>
+        <w:rFonts w:ascii="Arial" w:hAnsi="Arial"/>
+        <w:sz w:val="16"/>
+        <w:szCs w:val="16"/>
+      </w:rPr>
+      <w:t xml:space="preserve"> Malonza, Julius Sitienei, Charles Kamari, Dr. Gideon Muriuki, CBS, MBS, Anthony Mburu (MD &amp; CEO)</w:t>
+    </w:r>
+  </w:p>
   <w:p>
     <w:pPr>
       <w:pStyle w:val="Footer"/>

--- a/templates/DL1/current.docx
+++ b/templates/DL1/current.docx
@@ -548,26 +548,24 @@
         <w:noProof/>
       </w:rPr>
       <w:drawing>
-        <wp:anchor distT="0" distB="0" distL="114300" distR="114300" simplePos="0" relativeHeight="251658240" behindDoc="0" locked="0" layoutInCell="1" allowOverlap="1" wp14:anchorId="6F9B9368" wp14:editId="3D34B4BD">
+        <wp:anchor distT="0" distB="0" distL="114300" distR="114300" simplePos="0" relativeHeight="251658240" behindDoc="0" locked="0" layoutInCell="1" allowOverlap="1" wp14:anchorId="6F9B9368" wp14:editId="395E2F0D">
           <wp:simplePos x="0" y="0"/>
-          <wp:positionH relativeFrom="column">
-            <wp:posOffset>-633425</wp:posOffset>
+          <wp:positionH relativeFrom="margin">
+            <wp:posOffset>0</wp:posOffset>
           </wp:positionH>
           <wp:positionV relativeFrom="paragraph">
-            <wp:posOffset>10795</wp:posOffset>
+            <wp:posOffset>90504</wp:posOffset>
           </wp:positionV>
-          <wp:extent cx="3457575" cy="744220"/>
-          <wp:effectExtent l="0" t="0" r="9525" b="0"/>
+          <wp:extent cx="2831465" cy="457200"/>
+          <wp:effectExtent l="0" t="0" r="6985" b="0"/>
           <wp:wrapThrough wrapText="bothSides">
             <wp:wrapPolygon edited="0">
               <wp:start x="0" y="0"/>
-              <wp:lineTo x="0" y="21010"/>
-              <wp:lineTo x="4760" y="21010"/>
-              <wp:lineTo x="4879" y="17693"/>
-              <wp:lineTo x="21540" y="17693"/>
-              <wp:lineTo x="21540" y="4423"/>
-              <wp:lineTo x="20588" y="4423"/>
-              <wp:lineTo x="4760" y="0"/>
+              <wp:lineTo x="0" y="20700"/>
+              <wp:lineTo x="4941" y="20700"/>
+              <wp:lineTo x="21508" y="18000"/>
+              <wp:lineTo x="21508" y="3600"/>
+              <wp:lineTo x="4941" y="0"/>
               <wp:lineTo x="0" y="0"/>
             </wp:wrapPolygon>
           </wp:wrapThrough>
@@ -597,7 +595,7 @@
                 <pic:spPr>
                   <a:xfrm>
                     <a:off x="0" y="0"/>
-                    <a:ext cx="3457575" cy="744220"/>
+                    <a:ext cx="2831465" cy="457200"/>
                   </a:xfrm>
                   <a:prstGeom prst="rect">
                     <a:avLst/>
@@ -1067,23 +1065,6 @@
       </w:rPr>
       <w:t>Website:www.kingdombank.co.ke</w:t>
     </w:r>
-  </w:p>
-  <w:p>
-    <w:pPr>
-      <w:pStyle w:val="Header"/>
-      <w:jc w:val="center"/>
-      <w:rPr>
-        <w:noProof/>
-        <w:sz w:val="18"/>
-        <w:szCs w:val="18"/>
-      </w:rPr>
-    </w:pPr>
-  </w:p>
-  <w:p>
-    <w:pPr>
-      <w:pStyle w:val="Header"/>
-      <w:jc w:val="right"/>
-    </w:pPr>
   </w:p>
 </w:hdr>
 </file>

--- a/templates/DL1/current.docx
+++ b/templates/DL1/current.docx
@@ -41,7 +41,19 @@
         <w:rPr>
           <w:rFonts w:ascii="Times New Roman" w:eastAsia="Times New Roman" w:hAnsi="Times New Roman"/>
         </w:rPr>
-        <w:t>{#customer}{address_line_1}{/customer} {#customer}{address_line_2}{/customer},</w:t>
+        <w:t>{#customer}{address_line_1}{/customer}</w:t>
+      </w:r>
+      <w:r>
+        <w:rPr>
+          <w:rFonts w:ascii="Times New Roman" w:eastAsia="Times New Roman" w:hAnsi="Times New Roman"/>
+        </w:rPr>
+        <w:br/>
+      </w:r>
+      <w:r>
+        <w:rPr>
+          <w:rFonts w:ascii="Times New Roman" w:eastAsia="Times New Roman" w:hAnsi="Times New Roman"/>
+        </w:rPr>
+        <w:t>{#customer}{address_line_2}{/customer},</w:t>
       </w:r>
       <w:r>
         <w:br/>
